--- a/中文论文/学位申请相关材料-学术型/内审申请表(试用)-更新.docx
+++ b/中文论文/学位申请相关材料-学术型/内审申请表(试用)-更新.docx
@@ -178,7 +178,6 @@
                 <w:sz w:val="24"/>
               </w:rPr>
             </w:pPr>
-            <w:proofErr w:type="gramStart"/>
             <w:r>
               <w:rPr>
                 <w:rFonts w:hint="eastAsia"/>
@@ -186,7 +185,6 @@
               </w:rPr>
               <w:t>张天夫</w:t>
             </w:r>
-            <w:proofErr w:type="gramEnd"/>
           </w:p>
         </w:tc>
         <w:tc>
@@ -223,7 +221,6 @@
               <w:spacing w:line="360" w:lineRule="auto"/>
               <w:jc w:val="center"/>
               <w:rPr>
-                <w:rFonts w:hint="eastAsia"/>
                 <w:sz w:val="24"/>
               </w:rPr>
             </w:pPr>
@@ -272,7 +269,6 @@
                 <w:sz w:val="24"/>
               </w:rPr>
             </w:pPr>
-            <w:proofErr w:type="gramStart"/>
             <w:r>
               <w:rPr>
                 <w:rFonts w:hint="eastAsia"/>
@@ -280,7 +276,6 @@
               </w:rPr>
               <w:t>管吉松</w:t>
             </w:r>
-            <w:proofErr w:type="gramEnd"/>
           </w:p>
         </w:tc>
       </w:tr>
@@ -329,7 +324,7 @@
                 <w:rFonts w:hint="eastAsia"/>
                 <w:sz w:val="24"/>
               </w:rPr>
-              <w:t>迁移学习的神经机制</w:t>
+              <w:t>连续学习的神经机制研究</w:t>
             </w:r>
           </w:p>
         </w:tc>
@@ -428,7 +423,7 @@
               <w:rPr>
                 <w:rFonts w:hint="eastAsia"/>
               </w:rPr>
-              <w:t>迁移学习，细胞重激活，群体动力学，响应异质性，初级运动皮层</w:t>
+              <w:t>连续学习，细胞重激活，皮层响应分化，丘脑调控，初级运动皮层</w:t>
             </w:r>
           </w:p>
         </w:tc>
@@ -793,25 +788,7 @@
                 <w:b/>
                 <w:sz w:val="24"/>
               </w:rPr>
-              <w:t>申请</w:t>
-            </w:r>
-            <w:proofErr w:type="gramStart"/>
-            <w:r>
-              <w:rPr>
-                <w:rFonts w:hint="eastAsia"/>
-                <w:b/>
-                <w:sz w:val="24"/>
-              </w:rPr>
-              <w:t>联培所</w:t>
-            </w:r>
-            <w:proofErr w:type="gramEnd"/>
-            <w:r>
-              <w:rPr>
-                <w:rFonts w:hint="eastAsia"/>
-                <w:b/>
-                <w:sz w:val="24"/>
-              </w:rPr>
-              <w:t>专家进行内审</w:t>
+              <w:t>申请联培所专家进行内审</w:t>
             </w:r>
           </w:p>
           <w:p>
@@ -841,21 +818,7 @@
                   <w:rStyle w:val="a8"/>
                   <w:sz w:val="24"/>
                 </w:rPr>
-                <w:t>https://slst.shang</w:t>
-              </w:r>
-              <w:r>
-                <w:rPr>
-                  <w:rStyle w:val="a8"/>
-                  <w:sz w:val="24"/>
-                </w:rPr>
-                <w:t>h</w:t>
-              </w:r>
-              <w:r>
-                <w:rPr>
-                  <w:rStyle w:val="a8"/>
-                  <w:sz w:val="24"/>
-                </w:rPr>
-                <w:t>aitech.edu.cn/researchfields/list.htm</w:t>
+                <w:t>https://slst.shanghaitech.edu.cn/researchfields/list.htm</w:t>
               </w:r>
             </w:hyperlink>
             <w:r>
@@ -1226,7 +1189,6 @@
         </w:rPr>
         <w:t>在</w:t>
       </w:r>
-      <w:proofErr w:type="gramStart"/>
       <w:r>
         <w:rPr>
           <w:rFonts w:hint="eastAsia"/>
@@ -1241,7 +1203,6 @@
         </w:rPr>
         <w:t>盲审</w:t>
       </w:r>
-      <w:proofErr w:type="gramEnd"/>
       <w:r>
         <w:rPr>
           <w:rFonts w:hint="eastAsia"/>
@@ -1263,21 +1224,12 @@
         </w:rPr>
         <w:t>增加</w:t>
       </w:r>
-      <w:proofErr w:type="gramStart"/>
-      <w:r>
-        <w:rPr>
-          <w:rFonts w:hint="eastAsia"/>
-          <w:sz w:val="24"/>
-        </w:rPr>
-        <w:t>一道内</w:t>
-      </w:r>
-      <w:proofErr w:type="gramEnd"/>
-      <w:r>
-        <w:rPr>
-          <w:rFonts w:hint="eastAsia"/>
-          <w:sz w:val="24"/>
-        </w:rPr>
-        <w:t>审</w:t>
+      <w:r>
+        <w:rPr>
+          <w:rFonts w:hint="eastAsia"/>
+          <w:sz w:val="24"/>
+        </w:rPr>
+        <w:t>一道内审</w:t>
       </w:r>
       <w:r>
         <w:rPr>
@@ -1339,23 +1291,7 @@
           <w:rFonts w:hint="eastAsia"/>
           <w:sz w:val="24"/>
         </w:rPr>
-        <w:t>如内</w:t>
-      </w:r>
-      <w:proofErr w:type="gramStart"/>
-      <w:r>
-        <w:rPr>
-          <w:rFonts w:hint="eastAsia"/>
-          <w:sz w:val="24"/>
-        </w:rPr>
-        <w:t>审意见</w:t>
-      </w:r>
-      <w:proofErr w:type="gramEnd"/>
-      <w:r>
-        <w:rPr>
-          <w:rFonts w:hint="eastAsia"/>
-          <w:sz w:val="24"/>
-        </w:rPr>
-        <w:t>为“同意送盲审”或“修改后直接送盲审”，则为内审通过。</w:t>
+        <w:t>如内审意见为“同意送盲审”或“修改后直接送盲审”，则为内审通过。</w:t>
       </w:r>
       <w:r>
         <w:rPr>
@@ -1413,7 +1349,6 @@
         </w:rPr>
         <w:t>再送</w:t>
       </w:r>
-      <w:proofErr w:type="gramStart"/>
       <w:r>
         <w:rPr>
           <w:rFonts w:hint="eastAsia"/>
@@ -1421,7 +1356,6 @@
         </w:rPr>
         <w:t>原专家</w:t>
       </w:r>
-      <w:proofErr w:type="gramEnd"/>
       <w:r>
         <w:rPr>
           <w:rFonts w:hint="eastAsia"/>
